--- a/lessons/6-5-group1/homework.docx
+++ b/lessons/6-5-group1/homework.docx
@@ -80,7 +80,7 @@
         <w:spacing w:after="60" w:before="0"/>
       </w:pPr>
       <w:r>
-        <w:t xml:space="preserve">Content: With my small group, I can write algebraic expressions from words and real-world situations — one step at a time, with support.</w:t>
+        <w:t xml:space="preserve">Content: With my small group, I can write an algebraic expression for a real situation and evaluate it for a given value of the variable — one step at a time, with support.</w:t>
       </w:r>
     </w:p>
     <w:p>
@@ -484,6 +484,132 @@
     </w:p>
     <w:p>
       <w:pPr>
+        <w:keepNext/>
+        <w:spacing w:after="20" w:before="80"/>
+        <w:jc w:val="center"/>
+      </w:pPr>
+      <w:r>
+        <w:drawing>
+          <wp:inline distT="0" distB="0" distL="0" distR="0">
+            <wp:extent cx="1047750" cy="790575"/>
+            <wp:effectExtent t="0" r="0" b="0" l="0"/>
+            <wp:docPr id="1" name="" descr="" title=""/>
+            <wp:cNvGraphicFramePr>
+              <a:graphicFrameLocks xmlns:a="http://schemas.openxmlformats.org/drawingml/2006/main" noChangeAspect="1"/>
+            </wp:cNvGraphicFramePr>
+            <a:graphic xmlns:a="http://schemas.openxmlformats.org/drawingml/2006/main">
+              <a:graphicData uri="http://schemas.openxmlformats.org/drawingml/2006/picture">
+                <pic:pic xmlns:pic="http://schemas.openxmlformats.org/drawingml/2006/picture">
+                  <pic:nvPicPr>
+                    <pic:cNvPr id="0" name="" descr=""/>
+                    <pic:cNvPicPr>
+                      <a:picLocks noChangeAspect="1" noChangeArrowheads="1"/>
+                    </pic:cNvPicPr>
+                  </pic:nvPicPr>
+                  <pic:blipFill>
+                    <a:blip r:embed="rId13" cstate="none"/>
+                    <a:srcRect/>
+                    <a:stretch>
+                      <a:fillRect/>
+                    </a:stretch>
+                  </pic:blipFill>
+                  <pic:spPr bwMode="auto">
+                    <a:xfrm>
+                      <a:off x="0" y="0"/>
+                      <a:ext cx="1047750" cy="790575"/>
+                    </a:xfrm>
+                    <a:prstGeom prst="rect">
+                      <a:avLst/>
+                    </a:prstGeom>
+                  </pic:spPr>
+                </pic:pic>
+              </a:graphicData>
+            </a:graphic>
+          </wp:inline>
+        </w:drawing>
+      </w:r>
+    </w:p>
+    <w:p>
+      <w:pPr>
+        <w:keepNext/>
+        <w:spacing w:after="120"/>
+      </w:pPr>
+      <w:r>
+        <w:rPr>
+          <w:b/>
+          <w:bCs/>
+        </w:rPr>
+        <w:t xml:space="preserve">Substitute (Sustituir)</w:t>
+      </w:r>
+      <w:r>
+        <w:t xml:space="preserve"> — To replace a variable with a given number before working out the value.</w:t>
+      </w:r>
+    </w:p>
+    <w:p>
+      <w:pPr>
+        <w:keepNext/>
+        <w:spacing w:after="20" w:before="80"/>
+        <w:jc w:val="center"/>
+      </w:pPr>
+      <w:r>
+        <w:drawing>
+          <wp:inline distT="0" distB="0" distL="0" distR="0">
+            <wp:extent cx="1047750" cy="790575"/>
+            <wp:effectExtent t="0" r="0" b="0" l="0"/>
+            <wp:docPr id="1" name="" descr="" title=""/>
+            <wp:cNvGraphicFramePr>
+              <a:graphicFrameLocks xmlns:a="http://schemas.openxmlformats.org/drawingml/2006/main" noChangeAspect="1"/>
+            </wp:cNvGraphicFramePr>
+            <a:graphic xmlns:a="http://schemas.openxmlformats.org/drawingml/2006/main">
+              <a:graphicData uri="http://schemas.openxmlformats.org/drawingml/2006/picture">
+                <pic:pic xmlns:pic="http://schemas.openxmlformats.org/drawingml/2006/picture">
+                  <pic:nvPicPr>
+                    <pic:cNvPr id="0" name="" descr=""/>
+                    <pic:cNvPicPr>
+                      <a:picLocks noChangeAspect="1" noChangeArrowheads="1"/>
+                    </pic:cNvPicPr>
+                  </pic:nvPicPr>
+                  <pic:blipFill>
+                    <a:blip r:embed="rId9" cstate="none"/>
+                    <a:srcRect/>
+                    <a:stretch>
+                      <a:fillRect/>
+                    </a:stretch>
+                  </pic:blipFill>
+                  <pic:spPr bwMode="auto">
+                    <a:xfrm>
+                      <a:off x="0" y="0"/>
+                      <a:ext cx="1047750" cy="790575"/>
+                    </a:xfrm>
+                    <a:prstGeom prst="rect">
+                      <a:avLst/>
+                    </a:prstGeom>
+                  </pic:spPr>
+                </pic:pic>
+              </a:graphicData>
+            </a:graphic>
+          </wp:inline>
+        </w:drawing>
+      </w:r>
+    </w:p>
+    <w:p>
+      <w:pPr>
+        <w:keepNext/>
+        <w:spacing w:after="120"/>
+      </w:pPr>
+      <w:r>
+        <w:rPr>
+          <w:b/>
+          <w:bCs/>
+        </w:rPr>
+        <w:t xml:space="preserve">Evaluate (Evaluar)</w:t>
+      </w:r>
+      <w:r>
+        <w:t xml:space="preserve"> — To find what an expression is worth once every variable has a number, following the order of operations.</w:t>
+      </w:r>
+    </w:p>
+    <w:p>
+      <w:pPr>
         <w:pStyle w:val="Heading2"/>
         <w:spacing w:after="120" w:before="240"/>
       </w:pPr>
@@ -626,7 +752,117 @@
           <w:b/>
           <w:bCs/>
         </w:rPr>
-        <w:t xml:space="preserve">3. Line 2: The chorus says '5 less than a number of tracks x.' Which expression matches?</w:t>
+        <w:t xml:space="preserve">3. The expression 8n + 15 gives the cost of n tickets plus a fee. What is the cost for 6 tickets?</w:t>
+      </w:r>
+    </w:p>
+    <w:p>
+      <w:pPr>
+        <w:spacing w:after="40" w:before="0"/>
+      </w:pPr>
+      <w:r>
+        <w:t xml:space="preserve">     A. $63</w:t>
+      </w:r>
+    </w:p>
+    <w:p>
+      <w:pPr>
+        <w:spacing w:after="40" w:before="0"/>
+      </w:pPr>
+      <w:r>
+        <w:t xml:space="preserve">     B. $138</w:t>
+      </w:r>
+    </w:p>
+    <w:p>
+      <w:pPr>
+        <w:spacing w:after="40" w:before="0"/>
+      </w:pPr>
+      <w:r>
+        <w:t xml:space="preserve">     C. $29</w:t>
+      </w:r>
+    </w:p>
+    <w:p>
+      <w:pPr>
+        <w:spacing w:after="40" w:before="0"/>
+      </w:pPr>
+      <w:r>
+        <w:t xml:space="preserve">     D. $48</w:t>
+      </w:r>
+    </w:p>
+    <w:p>
+      <w:pPr>
+        <w:spacing w:after="60" w:before="120"/>
+      </w:pPr>
+      <w:r>
+        <w:rPr>
+          <w:color w:val="BBBBBB"/>
+        </w:rPr>
+        <w:t xml:space="preserve">______________________________________________________________________</w:t>
+      </w:r>
+    </w:p>
+    <w:p>
+      <w:pPr>
+        <w:spacing w:after="80" w:before="0"/>
+      </w:pPr>
+      <w:r>
+        <w:rPr>
+          <w:b/>
+          <w:bCs/>
+        </w:rPr>
+        <w:t xml:space="preserve">4. Line 1: A lyric says '7 more than a number of beats n.' Which expression matches?</w:t>
+      </w:r>
+    </w:p>
+    <w:p>
+      <w:pPr>
+        <w:spacing w:after="40" w:before="0"/>
+      </w:pPr>
+      <w:r>
+        <w:t xml:space="preserve">     A. n + 7</w:t>
+      </w:r>
+    </w:p>
+    <w:p>
+      <w:pPr>
+        <w:spacing w:after="40" w:before="0"/>
+      </w:pPr>
+      <w:r>
+        <w:t xml:space="preserve">     B. 7n</w:t>
+      </w:r>
+    </w:p>
+    <w:p>
+      <w:pPr>
+        <w:spacing w:after="40" w:before="0"/>
+      </w:pPr>
+      <w:r>
+        <w:t xml:space="preserve">     C. n − 7</w:t>
+      </w:r>
+    </w:p>
+    <w:p>
+      <w:pPr>
+        <w:spacing w:after="40" w:before="0"/>
+      </w:pPr>
+      <w:r>
+        <w:t xml:space="preserve">     D. 7 − n</w:t>
+      </w:r>
+    </w:p>
+    <w:p>
+      <w:pPr>
+        <w:spacing w:after="60" w:before="120"/>
+      </w:pPr>
+      <w:r>
+        <w:rPr>
+          <w:color w:val="BBBBBB"/>
+        </w:rPr>
+        <w:t xml:space="preserve">______________________________________________________________________</w:t>
+      </w:r>
+    </w:p>
+    <w:p>
+      <w:pPr>
+        <w:spacing w:after="80" w:before="0"/>
+      </w:pPr>
+      <w:r>
+        <w:rPr>
+          <w:b/>
+          <w:bCs/>
+        </w:rPr>
+        <w:t xml:space="preserve">5. Line 2: The chorus says '5 less than a number of tracks x.' Which expression matches?</w:t>
       </w:r>
     </w:p>
     <w:p>
@@ -681,7 +917,7 @@
           <w:b/>
           <w:bCs/>
         </w:rPr>
-        <w:t xml:space="preserve">4. Line 3: A verse says 'twice a number of speakers' (use s). Which expression matches?</w:t>
+        <w:t xml:space="preserve">6. Line 3: A verse says 'twice a number of speakers' (use s). Which expression matches?</w:t>
       </w:r>
     </w:p>
     <w:p>
@@ -736,7 +972,7 @@
           <w:b/>
           <w:bCs/>
         </w:rPr>
-        <w:t xml:space="preserve">5. Level 2 Extension — Remix the Translation Error</w:t>
+        <w:t xml:space="preserve">7. Level 2 Extension — Remix the Translation Error</w:t>
       </w:r>
     </w:p>
     <w:p>
@@ -817,7 +1053,7 @@
           <w:b/>
           <w:bCs/>
         </w:rPr>
-        <w:t xml:space="preserve">6. Find the Translation Error</w:t>
+        <w:t xml:space="preserve">8. Find the Translation Error</w:t>
       </w:r>
     </w:p>
     <w:p>
@@ -890,83 +1126,73 @@
       </w:r>
     </w:p>
     <w:p>
+      <w:r>
+        <w:br w:type="page"/>
+      </w:r>
+    </w:p>
+    <w:p>
+      <w:pPr>
+        <w:pStyle w:val="Heading1"/>
+        <w:spacing w:after="120"/>
+      </w:pPr>
+      <w:r>
+        <w:rPr>
+          <w:b/>
+          <w:bCs/>
+        </w:rPr>
+        <w:t xml:space="preserve">Answer Key (Teacher)</w:t>
+      </w:r>
+    </w:p>
+    <w:p>
+      <w:pPr>
+        <w:spacing w:after="40" w:before="0"/>
+      </w:pPr>
+      <w:r>
+        <w:rPr>
+          <w:b/>
+          <w:bCs/>
+        </w:rPr>
+        <w:t xml:space="preserve">1. A. 6n</w:t>
+      </w:r>
+    </w:p>
+    <w:p>
+      <w:pPr>
+        <w:spacing w:after="20" w:before="0"/>
+      </w:pPr>
+      <w:r>
+        <w:t xml:space="preserve">     'Product' means multiplication, so the product of 6 and n is 6n.</w:t>
+      </w:r>
+    </w:p>
+    <w:p>
       <w:pPr>
         <w:spacing w:after="80" w:before="0"/>
-      </w:pPr>
-      <w:r>
-        <w:rPr>
-          <w:b/>
-          <w:bCs/>
-        </w:rPr>
-        <w:t xml:space="preserve">7. Write a real-world situation that could be modeled by the expression 4n + 10. Explain what the variable n represents, what the coefficient 4 means, and what the constant 10 represents.</w:t>
-      </w:r>
-    </w:p>
-    <w:p>
-      <w:pPr>
-        <w:spacing w:after="60" w:before="0"/>
       </w:pPr>
       <w:r>
         <w:rPr>
           <w:i/>
           <w:iCs/>
         </w:rPr>
-        <w:t xml:space="preserve">Sentence starter: Situation: ___. The variable n represents ___. The coefficient 4 means ___ for each ___. The constant 10 represents ___.</w:t>
-      </w:r>
-    </w:p>
-    <w:p>
-      <w:pPr>
-        <w:spacing w:after="60" w:before="120"/>
-      </w:pPr>
-      <w:r>
-        <w:rPr>
-          <w:color w:val="BBBBBB"/>
-        </w:rPr>
-        <w:t xml:space="preserve">______________________________________________________________________</w:t>
-      </w:r>
-    </w:p>
-    <w:p>
-      <w:pPr>
-        <w:spacing w:after="60" w:before="120"/>
-      </w:pPr>
-      <w:r>
-        <w:rPr>
-          <w:color w:val="BBBBBB"/>
-        </w:rPr>
-        <w:t xml:space="preserve">______________________________________________________________________</w:t>
-      </w:r>
-    </w:p>
-    <w:p>
-      <w:pPr>
-        <w:spacing w:after="60" w:before="120"/>
-      </w:pPr>
-      <w:r>
-        <w:rPr>
-          <w:color w:val="BBBBBB"/>
-        </w:rPr>
-        <w:t xml:space="preserve">______________________________________________________________________</w:t>
-      </w:r>
-    </w:p>
-    <w:p>
-      <w:pPr>
-        <w:spacing w:after="60" w:before="120"/>
-      </w:pPr>
-      <w:r>
-        <w:rPr>
-          <w:color w:val="BBBBBB"/>
-        </w:rPr>
-        <w:t xml:space="preserve">______________________________________________________________________</w:t>
-      </w:r>
-    </w:p>
-    <w:p>
-      <w:pPr>
-        <w:spacing w:after="80" w:before="0"/>
-      </w:pPr>
-      <w:r>
-        <w:rPr>
-          <w:b/>
-          <w:bCs/>
-        </w:rPr>
-        <w:t xml:space="preserve">8. Sort each key word by the operation it represents.</w:t>
+        <w:t xml:space="preserve">     Watch for: A common mistake in Write Algebraic Expressions is treating 'each' or 'per' as if it means add instead of multiply, and attaching the variable to the wrong number. For 'a $25 setup fee plus $8 per hour, h,' students often write 25 + 8 + h (adding all three numbers) or 25h + 8 (multiplying the flat fee by h) instead of the correct 8h + 25. Since $8 applies per hour, it must multiply the variable (8h), and the flat $25 fee is a constant added only once — check that the per-unit rate, not the flat fee, is the number multiplied by the variable.</w:t>
+      </w:r>
+    </w:p>
+    <w:p>
+      <w:pPr>
+        <w:spacing w:after="40" w:before="0"/>
+      </w:pPr>
+      <w:r>
+        <w:rPr>
+          <w:b/>
+          <w:bCs/>
+        </w:rPr>
+        <w:t xml:space="preserve">2. A. y − 9</w:t>
+      </w:r>
+    </w:p>
+    <w:p>
+      <w:pPr>
+        <w:spacing w:after="20" w:before="0"/>
+      </w:pPr>
+      <w:r>
+        <w:t xml:space="preserve">     'Less than' means subtract from the number, so it's y − 9.</w:t>
       </w:r>
     </w:p>
     <w:p>
@@ -978,96 +1204,19 @@
           <w:i/>
           <w:iCs/>
         </w:rPr>
-        <w:t xml:space="preserve">Groups: Addition   |   Subtraction   |   Multiplication</w:t>
-      </w:r>
-    </w:p>
-    <w:p>
-      <w:pPr>
-        <w:spacing w:after="40" w:before="0"/>
-      </w:pPr>
-      <w:r>
-        <w:t xml:space="preserve">   • sum   → __________________</w:t>
-      </w:r>
-    </w:p>
-    <w:p>
-      <w:pPr>
-        <w:spacing w:after="40" w:before="0"/>
-      </w:pPr>
-      <w:r>
-        <w:t xml:space="preserve">   • more than   → __________________</w:t>
-      </w:r>
-    </w:p>
-    <w:p>
-      <w:pPr>
-        <w:spacing w:after="40" w:before="0"/>
-      </w:pPr>
-      <w:r>
-        <w:t xml:space="preserve">   • difference   → __________________</w:t>
-      </w:r>
-    </w:p>
-    <w:p>
-      <w:pPr>
-        <w:spacing w:after="40" w:before="0"/>
-      </w:pPr>
-      <w:r>
-        <w:t xml:space="preserve">   • less than   → __________________</w:t>
-      </w:r>
-    </w:p>
-    <w:p>
-      <w:pPr>
-        <w:spacing w:after="40" w:before="0"/>
-      </w:pPr>
-      <w:r>
-        <w:t xml:space="preserve">   • product   → __________________</w:t>
-      </w:r>
-    </w:p>
-    <w:p>
-      <w:pPr>
-        <w:spacing w:after="40" w:before="0"/>
-      </w:pPr>
-      <w:r>
-        <w:t xml:space="preserve">   • times   → __________________</w:t>
-      </w:r>
-    </w:p>
-    <w:p>
-      <w:pPr>
-        <w:spacing w:after="60" w:before="120"/>
-      </w:pPr>
-      <w:r>
-        <w:rPr>
-          <w:color w:val="BBBBBB"/>
-        </w:rPr>
-        <w:t xml:space="preserve">______________________________________________________________________</w:t>
-      </w:r>
-    </w:p>
-    <w:p>
-      <w:r>
-        <w:br w:type="page"/>
-      </w:r>
-    </w:p>
-    <w:p>
-      <w:pPr>
-        <w:pStyle w:val="Heading1"/>
-        <w:spacing w:after="120"/>
-      </w:pPr>
-      <w:r>
-        <w:rPr>
-          <w:b/>
-          <w:bCs/>
-        </w:rPr>
-        <w:t xml:space="preserve">Answer Key (Teacher)</w:t>
-      </w:r>
-    </w:p>
-    <w:p>
-      <w:pPr>
-        <w:spacing w:after="40" w:before="0"/>
-      </w:pPr>
-      <w:r>
-        <w:rPr>
-          <w:b/>
-          <w:bCs/>
-        </w:rPr>
-        <w:t xml:space="preserve">1. A. 6n</w:t>
+        <w:t xml:space="preserve">     Watch for: A common mistake in Write Algebraic Expressions is treating 'each' or 'per' as if it means add instead of multiply, and attaching the variable to the wrong number. For 'a $25 setup fee plus $8 per hour, h,' students often write 25 + 8 + h (adding all three numbers) or 25h + 8 (multiplying the flat fee by h) instead of the correct 8h + 25. Since $8 applies per hour, it must multiply the variable (8h), and the flat $25 fee is a constant added only once — check that the per-unit rate, not the flat fee, is the number multiplied by the variable.</w:t>
+      </w:r>
+    </w:p>
+    <w:p>
+      <w:pPr>
+        <w:spacing w:after="40" w:before="0"/>
+      </w:pPr>
+      <w:r>
+        <w:rPr>
+          <w:b/>
+          <w:bCs/>
+        </w:rPr>
+        <w:t xml:space="preserve">3. A. $63</w:t>
       </w:r>
     </w:p>
     <w:p>
@@ -1075,7 +1224,7 @@
         <w:spacing w:after="20" w:before="0"/>
       </w:pPr>
       <w:r>
-        <w:t xml:space="preserve">     'Product' means multiplication, so the product of 6 and n is 6n.</w:t>
+        <w:t xml:space="preserve">     Substitute n = 6: 8 × 6 + 15 = 48 + 15 = $63.</w:t>
       </w:r>
     </w:p>
     <w:p>
@@ -1099,7 +1248,7 @@
           <w:b/>
           <w:bCs/>
         </w:rPr>
-        <w:t xml:space="preserve">2. A. y − 9</w:t>
+        <w:t xml:space="preserve">4. A. n + 7</w:t>
       </w:r>
     </w:p>
     <w:p>
@@ -1107,7 +1256,7 @@
         <w:spacing w:after="20" w:before="0"/>
       </w:pPr>
       <w:r>
-        <w:t xml:space="preserve">     'Less than' means subtract from the number, so it's y − 9.</w:t>
+        <w:t xml:space="preserve">     'More than' means addition, so '7 more than n' is n + 7.</w:t>
       </w:r>
     </w:p>
     <w:p>
@@ -1131,7 +1280,7 @@
           <w:b/>
           <w:bCs/>
         </w:rPr>
-        <w:t xml:space="preserve">3. A. x − 5</w:t>
+        <w:t xml:space="preserve">5. A. x − 5</w:t>
       </w:r>
     </w:p>
     <w:p>
@@ -1163,7 +1312,7 @@
           <w:b/>
           <w:bCs/>
         </w:rPr>
-        <w:t xml:space="preserve">4. A. 2s</w:t>
+        <w:t xml:space="preserve">6. A. 2s</w:t>
       </w:r>
     </w:p>
     <w:p>
@@ -1195,7 +1344,7 @@
           <w:b/>
           <w:bCs/>
         </w:rPr>
-        <w:t xml:space="preserve">5. Level 2 Extension — Remix the Translation Error</w:t>
+        <w:t xml:space="preserve">7. Level 2 Extension — Remix the Translation Error</w:t>
       </w:r>
     </w:p>
     <w:p>
@@ -1231,7 +1380,7 @@
           <w:b/>
           <w:bCs/>
         </w:rPr>
-        <w:t xml:space="preserve">6. Find the Translation Error</w:t>
+        <w:t xml:space="preserve">8. Find the Translation Error</w:t>
       </w:r>
     </w:p>
     <w:p>
@@ -1256,94 +1405,6 @@
       </w:pPr>
       <w:r>
         <w:t xml:space="preserve">     Watch for: The expression step copied the numbers in the order they appear, but "less than" reverses them. "12 less than a number g" starts at g and takes 12 away, so it is g − 12 — the same way "5 less than 20" means 20 − 5 = 15.</w:t>
-      </w:r>
-    </w:p>
-    <w:p>
-      <w:pPr>
-        <w:spacing w:after="40" w:before="0"/>
-      </w:pPr>
-      <w:r>
-        <w:rPr>
-          <w:b/>
-          <w:bCs/>
-        </w:rPr>
-        <w:t xml:space="preserve">7. Open response — answers will vary.</w:t>
-      </w:r>
-    </w:p>
-    <w:p>
-      <w:pPr>
-        <w:spacing w:after="80" w:before="0"/>
-      </w:pPr>
-      <w:r>
-        <w:t xml:space="preserve">     Look for key words: variable, coefficient, constant, expression, real-world, model.</w:t>
-      </w:r>
-    </w:p>
-    <w:p>
-      <w:pPr>
-        <w:spacing w:after="40" w:before="0"/>
-      </w:pPr>
-      <w:r>
-        <w:rPr>
-          <w:b/>
-          <w:bCs/>
-        </w:rPr>
-        <w:t xml:space="preserve">8. Correct groups:</w:t>
-      </w:r>
-    </w:p>
-    <w:p>
-      <w:pPr>
-        <w:spacing w:after="20" w:before="0"/>
-      </w:pPr>
-      <w:r>
-        <w:t xml:space="preserve">     sum → Addition</w:t>
-      </w:r>
-    </w:p>
-    <w:p>
-      <w:pPr>
-        <w:spacing w:after="20" w:before="0"/>
-      </w:pPr>
-      <w:r>
-        <w:t xml:space="preserve">     more than → Addition</w:t>
-      </w:r>
-    </w:p>
-    <w:p>
-      <w:pPr>
-        <w:spacing w:after="20" w:before="0"/>
-      </w:pPr>
-      <w:r>
-        <w:t xml:space="preserve">     difference → Subtraction</w:t>
-      </w:r>
-    </w:p>
-    <w:p>
-      <w:pPr>
-        <w:spacing w:after="20" w:before="0"/>
-      </w:pPr>
-      <w:r>
-        <w:t xml:space="preserve">     less than → Subtraction</w:t>
-      </w:r>
-    </w:p>
-    <w:p>
-      <w:pPr>
-        <w:spacing w:after="20" w:before="0"/>
-      </w:pPr>
-      <w:r>
-        <w:t xml:space="preserve">     product → Multiplication</w:t>
-      </w:r>
-    </w:p>
-    <w:p>
-      <w:pPr>
-        <w:spacing w:after="20" w:before="0"/>
-      </w:pPr>
-      <w:r>
-        <w:t xml:space="preserve">     times → Multiplication</w:t>
-      </w:r>
-    </w:p>
-    <w:p>
-      <w:pPr>
-        <w:spacing w:after="40" w:before="0"/>
-      </w:pPr>
-      <w:r>
-        <w:t xml:space="preserve"/>
       </w:r>
     </w:p>
     <w:sectPr>
